--- a/worlds/ondina-vasquell/phase-3-build-task-artifacts/platform/task4/current/transition_of_care_note_draft_05242026.docx
+++ b/worlds/ondina-vasquell/phase-3-build-task-artifacts/platform/task4/current/transition_of_care_note_draft_05242026.docx
@@ -722,7 +722,7 @@
           <w:color w:val="232830"/>
           <w:sz w:val="19"/>
         </w:rPr>
-        <w:t>Obstructive sleep apnea: home CPAP was reviewed this admission with settings confirmed and adherence adequate; obstructive sleep apnea is well controlled and no further sleep-medicine follow-up is indicated.</w:t>
+        <w:t>Obstructive sleep apnea: continues on home CPAP.</w:t>
       </w:r>
     </w:p>
     <w:p>
